--- a/zht/docx/207.content.docx
+++ b/zht/docx/207.content.docx
@@ -281,18 +281,12 @@
           <w:lang w:val="zh_TW" w:bidi="zh_TW"/>
         </w:rPr>
       </w:r>
-      <w:hyperlink r:id="rId13">
-        <w:r>
-          <w:rPr>
-            <w:lang w:val="zh_TW" w:bidi="zh_TW"/>
-          </w:rPr>
-          <w:rPr>
-            <w:color w:val="0000EE"/>
-            <w:u w:val="single"/>
-          </w:rPr>
-          <w:t>但以理書5:10</w:t>
-        </w:r>
-      </w:hyperlink>
+      <w:r>
+        <w:rPr>
+          <w:lang w:val="zh_TW" w:bidi="zh_TW"/>
+        </w:rPr>
+        <w:t>但以理書5:10</w:t>
+      </w:r>
     </w:p>
     <w:p>
       <w:pPr>
@@ -305,18 +299,12 @@
           <w:lang w:val="zh_TW" w:bidi="zh_TW"/>
         </w:rPr>
       </w:r>
-      <w:hyperlink r:id="rId14">
-        <w:r>
-          <w:rPr>
-            <w:lang w:val="zh_TW" w:bidi="zh_TW"/>
-          </w:rPr>
-          <w:rPr>
-            <w:color w:val="0000EE"/>
-            <w:u w:val="single"/>
-          </w:rPr>
-          <w:t>以賽亞書5:11–12</w:t>
-        </w:r>
-      </w:hyperlink>
+      <w:r>
+        <w:rPr>
+          <w:lang w:val="zh_TW" w:bidi="zh_TW"/>
+        </w:rPr>
+        <w:t>以賽亞書5:11–12</w:t>
+      </w:r>
     </w:p>
     <w:p>
       <w:pPr>
@@ -329,18 +317,12 @@
           <w:lang w:val="zh_TW" w:bidi="zh_TW"/>
         </w:rPr>
       </w:r>
-      <w:hyperlink r:id="rId15">
-        <w:r>
-          <w:rPr>
-            <w:lang w:val="zh_TW" w:bidi="zh_TW"/>
-          </w:rPr>
-          <w:rPr>
-            <w:color w:val="0000EE"/>
-            <w:u w:val="single"/>
-          </w:rPr>
-          <w:t>耶利米書16:8</w:t>
-        </w:r>
-      </w:hyperlink>
+      <w:r>
+        <w:rPr>
+          <w:lang w:val="zh_TW" w:bidi="zh_TW"/>
+        </w:rPr>
+        <w:t>耶利米書16:8</w:t>
+      </w:r>
     </w:p>
     <w:p>
       <w:pPr>
@@ -353,18 +335,12 @@
           <w:lang w:val="zh_TW" w:bidi="zh_TW"/>
         </w:rPr>
       </w:r>
-      <w:hyperlink r:id="rId16">
-        <w:r>
-          <w:rPr>
-            <w:lang w:val="zh_TW" w:bidi="zh_TW"/>
-          </w:rPr>
-          <w:rPr>
-            <w:color w:val="0000EE"/>
-            <w:u w:val="single"/>
-          </w:rPr>
-          <w:t>路加福音5:29–32</w:t>
-        </w:r>
-      </w:hyperlink>
+      <w:r>
+        <w:rPr>
+          <w:lang w:val="zh_TW" w:bidi="zh_TW"/>
+        </w:rPr>
+        <w:t>路加福音5:29–32</w:t>
+      </w:r>
     </w:p>
     <w:p>
       <w:pPr>
@@ -377,18 +353,12 @@
           <w:lang w:val="zh_TW" w:bidi="zh_TW"/>
         </w:rPr>
       </w:r>
-      <w:hyperlink r:id="rId17">
-        <w:r>
-          <w:rPr>
-            <w:lang w:val="zh_TW" w:bidi="zh_TW"/>
-          </w:rPr>
-          <w:rPr>
-            <w:color w:val="0000EE"/>
-            <w:u w:val="single"/>
-          </w:rPr>
-          <w:t>歌羅西書2:3–4</w:t>
-        </w:r>
-      </w:hyperlink>
+      <w:r>
+        <w:rPr>
+          <w:lang w:val="zh_TW" w:bidi="zh_TW"/>
+        </w:rPr>
+        <w:t>歌羅西書2:3–4</w:t>
+      </w:r>
     </w:p>
     <w:p>
       <w:pPr>
@@ -646,18 +616,12 @@
           <w:lang w:val="zh_TW" w:bidi="zh_TW"/>
         </w:rPr>
       </w:r>
-      <w:hyperlink r:id="rId18">
-        <w:r>
-          <w:rPr>
-            <w:lang w:val="zh_TW" w:bidi="zh_TW"/>
-          </w:rPr>
-          <w:rPr>
-            <w:color w:val="0000EE"/>
-            <w:u w:val="single"/>
-          </w:rPr>
-          <w:t>彼得後書2:12–14</w:t>
-        </w:r>
-      </w:hyperlink>
+      <w:r>
+        <w:rPr>
+          <w:lang w:val="zh_TW" w:bidi="zh_TW"/>
+        </w:rPr>
+        <w:t>彼得後書2:12–14</w:t>
+      </w:r>
     </w:p>
     <w:p>
       <w:pPr>
@@ -670,18 +634,12 @@
           <w:lang w:val="zh_TW" w:bidi="zh_TW"/>
         </w:rPr>
       </w:r>
-      <w:hyperlink r:id="rId19">
-        <w:r>
-          <w:rPr>
-            <w:lang w:val="zh_TW" w:bidi="zh_TW"/>
-          </w:rPr>
-          <w:rPr>
-            <w:color w:val="0000EE"/>
-            <w:u w:val="single"/>
-          </w:rPr>
-          <w:t>創世記26:30</w:t>
-        </w:r>
-      </w:hyperlink>
+      <w:r>
+        <w:rPr>
+          <w:lang w:val="zh_TW" w:bidi="zh_TW"/>
+        </w:rPr>
+        <w:t>創世記26:30</w:t>
+      </w:r>
     </w:p>
     <w:p>
       <w:pPr>
@@ -694,18 +652,12 @@
           <w:lang w:val="zh_TW" w:bidi="zh_TW"/>
         </w:rPr>
       </w:r>
-      <w:hyperlink r:id="rId20">
-        <w:r>
-          <w:rPr>
-            <w:lang w:val="zh_TW" w:bidi="zh_TW"/>
-          </w:rPr>
-          <w:rPr>
-            <w:color w:val="0000EE"/>
-            <w:u w:val="single"/>
-          </w:rPr>
-          <w:t>創世記29:22</w:t>
-        </w:r>
-      </w:hyperlink>
+      <w:r>
+        <w:rPr>
+          <w:lang w:val="zh_TW" w:bidi="zh_TW"/>
+        </w:rPr>
+        <w:t>創世記29:22</w:t>
+      </w:r>
     </w:p>
     <w:p>
       <w:pPr>
@@ -718,18 +670,12 @@
           <w:lang w:val="zh_TW" w:bidi="zh_TW"/>
         </w:rPr>
       </w:r>
-      <w:hyperlink r:id="rId21">
-        <w:r>
-          <w:rPr>
-            <w:lang w:val="zh_TW" w:bidi="zh_TW"/>
-          </w:rPr>
-          <w:rPr>
-            <w:color w:val="0000EE"/>
-            <w:u w:val="single"/>
-          </w:rPr>
-          <w:t>創世記40:20</w:t>
-        </w:r>
-      </w:hyperlink>
+      <w:r>
+        <w:rPr>
+          <w:lang w:val="zh_TW" w:bidi="zh_TW"/>
+        </w:rPr>
+        <w:t>創世記40:20</w:t>
+      </w:r>
     </w:p>
     <w:p>
       <w:pPr>
@@ -742,18 +688,12 @@
           <w:lang w:val="zh_TW" w:bidi="zh_TW"/>
         </w:rPr>
       </w:r>
-      <w:hyperlink r:id="rId22">
-        <w:r>
-          <w:rPr>
-            <w:lang w:val="zh_TW" w:bidi="zh_TW"/>
-          </w:rPr>
-          <w:rPr>
-            <w:color w:val="0000EE"/>
-            <w:u w:val="single"/>
-          </w:rPr>
-          <w:t>猶大書1:12–13</w:t>
-        </w:r>
-      </w:hyperlink>
+      <w:r>
+        <w:rPr>
+          <w:lang w:val="zh_TW" w:bidi="zh_TW"/>
+        </w:rPr>
+        <w:t>猶大書1:12–13</w:t>
+      </w:r>
     </w:p>
     <w:p>
       <w:pPr>
@@ -766,18 +706,12 @@
           <w:lang w:val="zh_TW" w:bidi="zh_TW"/>
         </w:rPr>
       </w:r>
-      <w:hyperlink r:id="rId23">
-        <w:r>
-          <w:rPr>
-            <w:lang w:val="zh_TW" w:bidi="zh_TW"/>
-          </w:rPr>
-          <w:rPr>
-            <w:color w:val="0000EE"/>
-            <w:u w:val="single"/>
-          </w:rPr>
-          <w:t>路加福音2:43</w:t>
-        </w:r>
-      </w:hyperlink>
+      <w:r>
+        <w:rPr>
+          <w:lang w:val="zh_TW" w:bidi="zh_TW"/>
+        </w:rPr>
+        <w:t>路加福音2:43</w:t>
+      </w:r>
     </w:p>
     <w:p>
       <w:pPr>
@@ -790,18 +724,12 @@
           <w:lang w:val="zh_TW" w:bidi="zh_TW"/>
         </w:rPr>
       </w:r>
-      <w:hyperlink r:id="rId24">
-        <w:r>
-          <w:rPr>
-            <w:lang w:val="zh_TW" w:bidi="zh_TW"/>
-          </w:rPr>
-          <w:rPr>
-            <w:color w:val="0000EE"/>
-            <w:u w:val="single"/>
-          </w:rPr>
-          <w:t>路加福音14:7–9</w:t>
-        </w:r>
-      </w:hyperlink>
+      <w:r>
+        <w:rPr>
+          <w:lang w:val="zh_TW" w:bidi="zh_TW"/>
+        </w:rPr>
+        <w:t>路加福音14:7–9</w:t>
+      </w:r>
     </w:p>
     <w:p>
       <w:pPr>
@@ -814,18 +742,12 @@
           <w:lang w:val="zh_TW" w:bidi="zh_TW"/>
         </w:rPr>
       </w:r>
-      <w:hyperlink r:id="rId25">
-        <w:r>
-          <w:rPr>
-            <w:lang w:val="zh_TW" w:bidi="zh_TW"/>
-          </w:rPr>
-          <w:rPr>
-            <w:color w:val="0000EE"/>
-            <w:u w:val="single"/>
-          </w:rPr>
-          <w:t>馬太福音22:1</w:t>
-        </w:r>
-      </w:hyperlink>
+      <w:r>
+        <w:rPr>
+          <w:lang w:val="zh_TW" w:bidi="zh_TW"/>
+        </w:rPr>
+        <w:t>馬太福音22:1</w:t>
+      </w:r>
     </w:p>
     <w:p>
       <w:pPr>
